--- a/SO/lab5/Report_Anastasiia.docx
+++ b/SO/lab5/Report_Anastasiia.docx
@@ -137,7 +137,6 @@
           <w:b/>
           <w:sz w:val="48"/>
           <w:szCs w:val="48"/>
-          <w:lang w:val="en-US"/>
         </w:rPr>
       </w:pPr>
       <w:r>
@@ -153,7 +152,6 @@
           <w:b/>
           <w:sz w:val="48"/>
           <w:szCs w:val="48"/>
-          <w:lang w:val="en-US"/>
         </w:rPr>
         <w:t>5</w:t>
       </w:r>
@@ -6195,11 +6193,14 @@
     <w:p>
       <w:pPr>
         <w:pStyle w:val="1"/>
-      </w:pPr>
-      <w:r>
         <w:rPr>
           <w:lang w:val="en-US"/>
         </w:rPr>
+      </w:pPr>
+      <w:r>
+        <w:rPr>
+          <w:lang w:val="en-US"/>
+        </w:rPr>
         <w:t xml:space="preserve">Grep </w:t>
       </w:r>
     </w:p>
@@ -6212,29 +6213,26 @@
     </w:p>
     <w:p>
       <w:pPr>
-        <w:outlineLvl w:val="0"/>
-        <w:rPr>
-          <w:b/>
-          <w:sz w:val="32"/>
-          <w:szCs w:val="32"/>
-        </w:rPr>
-      </w:pPr>
-    </w:p>
-    <w:p>
-      <w:pPr>
         <w:rPr>
           <w:lang w:val="en-US"/>
         </w:rPr>
       </w:pPr>
-      <w:r>
+    </w:p>
+    <w:p>
+      <w:pPr>
         <w:rPr>
           <w:lang w:val="en-US"/>
         </w:rPr>
+      </w:pPr>
+      <w:r>
+        <w:rPr>
+          <w:lang w:val="en-US"/>
+        </w:rPr>
         <w:drawing>
-          <wp:inline distT="0" distB="0" distL="0" distR="0" wp14:anchorId="20CDB83F" wp14:editId="7530D7E7">
-            <wp:extent cx="5940425" cy="894715"/>
-            <wp:effectExtent l="0" t="0" r="3175" b="635"/>
-            <wp:docPr id="971032672" name="Рисунок 1"/>
+          <wp:inline distT="0" distB="0" distL="0" distR="0" wp14:anchorId="43E340BD" wp14:editId="25F0819D">
+            <wp:extent cx="5940425" cy="815340"/>
+            <wp:effectExtent l="0" t="0" r="3175" b="3810"/>
+            <wp:docPr id="1988630519" name="Рисунок 1"/>
             <wp:cNvGraphicFramePr>
               <a:graphicFrameLocks xmlns:a="http://schemas.openxmlformats.org/drawingml/2006/main" noChangeAspect="1"/>
             </wp:cNvGraphicFramePr>
@@ -6242,7 +6240,7 @@
               <a:graphicData uri="http://schemas.openxmlformats.org/drawingml/2006/picture">
                 <pic:pic xmlns:pic="http://schemas.openxmlformats.org/drawingml/2006/picture">
                   <pic:nvPicPr>
-                    <pic:cNvPr id="971032672" name=""/>
+                    <pic:cNvPr id="1988630519" name=""/>
                     <pic:cNvPicPr/>
                   </pic:nvPicPr>
                   <pic:blipFill>
@@ -6254,7 +6252,7 @@
                   <pic:spPr>
                     <a:xfrm>
                       <a:off x="0" y="0"/>
-                      <a:ext cx="5940425" cy="894715"/>
+                      <a:ext cx="5940425" cy="815340"/>
                     </a:xfrm>
                     <a:prstGeom prst="rect">
                       <a:avLst/>
@@ -6284,11 +6282,37 @@
         <w:rPr>
           <w:lang w:val="en-US"/>
         </w:rPr>
+        <w:t>-n</w:t>
+      </w:r>
+    </w:p>
+    <w:p>
+      <w:pPr>
+        <w:rPr>
+          <w:lang w:val="en-US"/>
+        </w:rPr>
+      </w:pPr>
+    </w:p>
+    <w:p>
+      <w:r>
+        <w:t>Показывает имена строк в которых найдены совпадения.</w:t>
+      </w:r>
+    </w:p>
+    <w:p/>
+    <w:p>
+      <w:pPr>
+        <w:rPr>
+          <w:lang w:val="en-US"/>
+        </w:rPr>
+      </w:pPr>
+      <w:r>
+        <w:rPr>
+          <w:lang w:val="en-US"/>
+        </w:rPr>
         <w:drawing>
-          <wp:inline distT="0" distB="0" distL="0" distR="0" wp14:anchorId="76159F5A" wp14:editId="72736938">
-            <wp:extent cx="5940425" cy="2132965"/>
-            <wp:effectExtent l="0" t="0" r="3175" b="635"/>
-            <wp:docPr id="2040537076" name="Рисунок 1"/>
+          <wp:inline distT="0" distB="0" distL="0" distR="0" wp14:anchorId="133DA97B" wp14:editId="03716846">
+            <wp:extent cx="5940425" cy="921385"/>
+            <wp:effectExtent l="0" t="0" r="3175" b="0"/>
+            <wp:docPr id="1723732853" name="Рисунок 1"/>
             <wp:cNvGraphicFramePr>
               <a:graphicFrameLocks xmlns:a="http://schemas.openxmlformats.org/drawingml/2006/main" noChangeAspect="1"/>
             </wp:cNvGraphicFramePr>
@@ -6296,7 +6320,7 @@
               <a:graphicData uri="http://schemas.openxmlformats.org/drawingml/2006/picture">
                 <pic:pic xmlns:pic="http://schemas.openxmlformats.org/drawingml/2006/picture">
                   <pic:nvPicPr>
-                    <pic:cNvPr id="2040537076" name=""/>
+                    <pic:cNvPr id="1723732853" name=""/>
                     <pic:cNvPicPr/>
                   </pic:nvPicPr>
                   <pic:blipFill>
@@ -6308,7 +6332,7 @@
                   <pic:spPr>
                     <a:xfrm>
                       <a:off x="0" y="0"/>
-                      <a:ext cx="5940425" cy="2132965"/>
+                      <a:ext cx="5940425" cy="921385"/>
                     </a:xfrm>
                     <a:prstGeom prst="rect">
                       <a:avLst/>
@@ -6327,11 +6351,2194 @@
           <w:lang w:val="en-US"/>
         </w:rPr>
       </w:pPr>
-      <w:r>
+    </w:p>
+    <w:p>
+      <w:pPr>
         <w:rPr>
           <w:lang w:val="en-US"/>
         </w:rPr>
-        <w:t>-i</w:t>
+      </w:pPr>
+      <w:r>
+        <w:t>-</w:t>
+      </w:r>
+      <w:r>
+        <w:rPr>
+          <w:lang w:val="en-US"/>
+        </w:rPr>
+        <w:t>i</w:t>
+      </w:r>
+    </w:p>
+    <w:p>
+      <w:pPr>
+        <w:rPr>
+          <w:lang w:val="en-US"/>
+        </w:rPr>
+      </w:pPr>
+    </w:p>
+    <w:p>
+      <w:r>
+        <w:t xml:space="preserve">Игнорирует </w:t>
+      </w:r>
+      <w:r>
+        <w:t>регистр букв.</w:t>
+      </w:r>
+    </w:p>
+    <w:p>
+      <w:pPr>
+        <w:rPr>
+          <w:lang w:val="en-US"/>
+        </w:rPr>
+      </w:pPr>
+    </w:p>
+    <w:p>
+      <w:r>
+        <w:drawing>
+          <wp:inline distT="0" distB="0" distL="0" distR="0" wp14:anchorId="0FCDE444" wp14:editId="71BDF854">
+            <wp:extent cx="5940425" cy="1502410"/>
+            <wp:effectExtent l="0" t="0" r="3175" b="2540"/>
+            <wp:docPr id="2138563519" name="Рисунок 1"/>
+            <wp:cNvGraphicFramePr>
+              <a:graphicFrameLocks xmlns:a="http://schemas.openxmlformats.org/drawingml/2006/main" noChangeAspect="1"/>
+            </wp:cNvGraphicFramePr>
+            <a:graphic xmlns:a="http://schemas.openxmlformats.org/drawingml/2006/main">
+              <a:graphicData uri="http://schemas.openxmlformats.org/drawingml/2006/picture">
+                <pic:pic xmlns:pic="http://schemas.openxmlformats.org/drawingml/2006/picture">
+                  <pic:nvPicPr>
+                    <pic:cNvPr id="2138563519" name=""/>
+                    <pic:cNvPicPr/>
+                  </pic:nvPicPr>
+                  <pic:blipFill>
+                    <a:blip r:embed="rId10"/>
+                    <a:stretch>
+                      <a:fillRect/>
+                    </a:stretch>
+                  </pic:blipFill>
+                  <pic:spPr>
+                    <a:xfrm>
+                      <a:off x="0" y="0"/>
+                      <a:ext cx="5940425" cy="1502410"/>
+                    </a:xfrm>
+                    <a:prstGeom prst="rect">
+                      <a:avLst/>
+                    </a:prstGeom>
+                  </pic:spPr>
+                </pic:pic>
+              </a:graphicData>
+            </a:graphic>
+          </wp:inline>
+        </w:drawing>
+      </w:r>
+    </w:p>
+    <w:p/>
+    <w:p>
+      <w:pPr>
+        <w:rPr>
+          <w:lang w:val="en-US"/>
+        </w:rPr>
+      </w:pPr>
+      <w:r>
+        <w:t>-</w:t>
+      </w:r>
+      <w:r>
+        <w:rPr>
+          <w:lang w:val="en-US"/>
+        </w:rPr>
+        <w:t>v</w:t>
+      </w:r>
+    </w:p>
+    <w:p>
+      <w:pPr>
+        <w:rPr>
+          <w:lang w:val="en-US"/>
+        </w:rPr>
+      </w:pPr>
+    </w:p>
+    <w:p>
+      <w:r>
+        <w:t>Выводит все строки которые не содержат совпадений с запросом (паттерном).</w:t>
+      </w:r>
+    </w:p>
+    <w:p/>
+    <w:p>
+      <w:pPr>
+        <w:rPr>
+          <w:lang w:val="en-US"/>
+        </w:rPr>
+      </w:pPr>
+      <w:r>
+        <w:rPr>
+          <w:lang w:val="en-US"/>
+        </w:rPr>
+        <w:drawing>
+          <wp:inline distT="0" distB="0" distL="0" distR="0" wp14:anchorId="7D47A9C1" wp14:editId="1D1056AD">
+            <wp:extent cx="5418499" cy="1382572"/>
+            <wp:effectExtent l="0" t="0" r="0" b="8255"/>
+            <wp:docPr id="919862980" name="Рисунок 1"/>
+            <wp:cNvGraphicFramePr>
+              <a:graphicFrameLocks xmlns:a="http://schemas.openxmlformats.org/drawingml/2006/main" noChangeAspect="1"/>
+            </wp:cNvGraphicFramePr>
+            <a:graphic xmlns:a="http://schemas.openxmlformats.org/drawingml/2006/main">
+              <a:graphicData uri="http://schemas.openxmlformats.org/drawingml/2006/picture">
+                <pic:pic xmlns:pic="http://schemas.openxmlformats.org/drawingml/2006/picture">
+                  <pic:nvPicPr>
+                    <pic:cNvPr id="919862980" name=""/>
+                    <pic:cNvPicPr/>
+                  </pic:nvPicPr>
+                  <pic:blipFill>
+                    <a:blip r:embed="rId11"/>
+                    <a:stretch>
+                      <a:fillRect/>
+                    </a:stretch>
+                  </pic:blipFill>
+                  <pic:spPr>
+                    <a:xfrm>
+                      <a:off x="0" y="0"/>
+                      <a:ext cx="5429705" cy="1385431"/>
+                    </a:xfrm>
+                    <a:prstGeom prst="rect">
+                      <a:avLst/>
+                    </a:prstGeom>
+                  </pic:spPr>
+                </pic:pic>
+              </a:graphicData>
+            </a:graphic>
+          </wp:inline>
+        </w:drawing>
+      </w:r>
+    </w:p>
+    <w:p>
+      <w:pPr>
+        <w:rPr>
+          <w:lang w:val="en-US"/>
+        </w:rPr>
+      </w:pPr>
+    </w:p>
+    <w:p>
+      <w:pPr>
+        <w:rPr>
+          <w:lang w:val="en-US"/>
+        </w:rPr>
+      </w:pPr>
+    </w:p>
+    <w:p>
+      <w:pPr>
+        <w:rPr>
+          <w:lang w:val="en-US"/>
+        </w:rPr>
+      </w:pPr>
+    </w:p>
+    <w:p>
+      <w:pPr>
+        <w:rPr>
+          <w:lang w:val="en-US"/>
+        </w:rPr>
+      </w:pPr>
+    </w:p>
+    <w:p>
+      <w:pPr>
+        <w:rPr>
+          <w:lang w:val="en-US"/>
+        </w:rPr>
+      </w:pPr>
+      <w:r>
+        <w:lastRenderedPageBreak/>
+        <w:t>-</w:t>
+      </w:r>
+      <w:r>
+        <w:rPr>
+          <w:lang w:val="en-US"/>
+        </w:rPr>
+        <w:t>w</w:t>
+      </w:r>
+    </w:p>
+    <w:p>
+      <w:pPr>
+        <w:rPr>
+          <w:lang w:val="en-US"/>
+        </w:rPr>
+      </w:pPr>
+    </w:p>
+    <w:p>
+      <w:r>
+        <w:t xml:space="preserve">Ищет заданную строку в документе, выдавая совпадения только с целыми словами. </w:t>
+      </w:r>
+    </w:p>
+    <w:p/>
+    <w:p>
+      <w:pPr>
+        <w:rPr>
+          <w:lang w:val="en-US"/>
+        </w:rPr>
+      </w:pPr>
+      <w:r>
+        <w:rPr>
+          <w:lang w:val="en-US"/>
+        </w:rPr>
+        <w:drawing>
+          <wp:inline distT="0" distB="0" distL="0" distR="0" wp14:anchorId="14421949" wp14:editId="548F116E">
+            <wp:extent cx="5232400" cy="1517424"/>
+            <wp:effectExtent l="0" t="0" r="6350" b="6985"/>
+            <wp:docPr id="1588332590" name="Рисунок 1"/>
+            <wp:cNvGraphicFramePr>
+              <a:graphicFrameLocks xmlns:a="http://schemas.openxmlformats.org/drawingml/2006/main" noChangeAspect="1"/>
+            </wp:cNvGraphicFramePr>
+            <a:graphic xmlns:a="http://schemas.openxmlformats.org/drawingml/2006/main">
+              <a:graphicData uri="http://schemas.openxmlformats.org/drawingml/2006/picture">
+                <pic:pic xmlns:pic="http://schemas.openxmlformats.org/drawingml/2006/picture">
+                  <pic:nvPicPr>
+                    <pic:cNvPr id="1588332590" name=""/>
+                    <pic:cNvPicPr/>
+                  </pic:nvPicPr>
+                  <pic:blipFill>
+                    <a:blip r:embed="rId12"/>
+                    <a:stretch>
+                      <a:fillRect/>
+                    </a:stretch>
+                  </pic:blipFill>
+                  <pic:spPr>
+                    <a:xfrm>
+                      <a:off x="0" y="0"/>
+                      <a:ext cx="5246673" cy="1521563"/>
+                    </a:xfrm>
+                    <a:prstGeom prst="rect">
+                      <a:avLst/>
+                    </a:prstGeom>
+                  </pic:spPr>
+                </pic:pic>
+              </a:graphicData>
+            </a:graphic>
+          </wp:inline>
+        </w:drawing>
+      </w:r>
+    </w:p>
+    <w:p>
+      <w:pPr>
+        <w:rPr>
+          <w:lang w:val="en-US"/>
+        </w:rPr>
+      </w:pPr>
+    </w:p>
+    <w:p>
+      <w:pPr>
+        <w:rPr>
+          <w:lang w:val="en-US"/>
+        </w:rPr>
+      </w:pPr>
+      <w:r>
+        <w:rPr>
+          <w:lang w:val="en-US"/>
+        </w:rPr>
+        <w:t>-r</w:t>
+      </w:r>
+    </w:p>
+    <w:p>
+      <w:pPr>
+        <w:rPr>
+          <w:lang w:val="en-US"/>
+        </w:rPr>
+      </w:pPr>
+    </w:p>
+    <w:p>
+      <w:r>
+        <w:t>Ищет заданную подстроку во всех файлах директории рекурсивно.</w:t>
+      </w:r>
+    </w:p>
+    <w:p/>
+    <w:p>
+      <w:pPr>
+        <w:rPr>
+          <w:lang w:val="en-US"/>
+        </w:rPr>
+      </w:pPr>
+      <w:r>
+        <w:rPr>
+          <w:lang w:val="en-US"/>
+        </w:rPr>
+        <w:drawing>
+          <wp:inline distT="0" distB="0" distL="0" distR="0" wp14:anchorId="127D0691" wp14:editId="08A97F2D">
+            <wp:extent cx="5232903" cy="1426393"/>
+            <wp:effectExtent l="0" t="0" r="6350" b="2540"/>
+            <wp:docPr id="1818071945" name="Рисунок 1"/>
+            <wp:cNvGraphicFramePr>
+              <a:graphicFrameLocks xmlns:a="http://schemas.openxmlformats.org/drawingml/2006/main" noChangeAspect="1"/>
+            </wp:cNvGraphicFramePr>
+            <a:graphic xmlns:a="http://schemas.openxmlformats.org/drawingml/2006/main">
+              <a:graphicData uri="http://schemas.openxmlformats.org/drawingml/2006/picture">
+                <pic:pic xmlns:pic="http://schemas.openxmlformats.org/drawingml/2006/picture">
+                  <pic:nvPicPr>
+                    <pic:cNvPr id="1818071945" name=""/>
+                    <pic:cNvPicPr/>
+                  </pic:nvPicPr>
+                  <pic:blipFill>
+                    <a:blip r:embed="rId13"/>
+                    <a:stretch>
+                      <a:fillRect/>
+                    </a:stretch>
+                  </pic:blipFill>
+                  <pic:spPr>
+                    <a:xfrm>
+                      <a:off x="0" y="0"/>
+                      <a:ext cx="5257530" cy="1433106"/>
+                    </a:xfrm>
+                    <a:prstGeom prst="rect">
+                      <a:avLst/>
+                    </a:prstGeom>
+                  </pic:spPr>
+                </pic:pic>
+              </a:graphicData>
+            </a:graphic>
+          </wp:inline>
+        </w:drawing>
+      </w:r>
+    </w:p>
+    <w:p>
+      <w:pPr>
+        <w:rPr>
+          <w:lang w:val="en-US"/>
+        </w:rPr>
+      </w:pPr>
+    </w:p>
+    <w:p>
+      <w:pPr>
+        <w:rPr>
+          <w:lang w:val="en-US"/>
+        </w:rPr>
+      </w:pPr>
+      <w:r>
+        <w:rPr>
+          <w:lang w:val="en-US"/>
+        </w:rPr>
+        <w:t>-c</w:t>
+      </w:r>
+    </w:p>
+    <w:p>
+      <w:pPr>
+        <w:rPr>
+          <w:lang w:val="en-US"/>
+        </w:rPr>
+      </w:pPr>
+    </w:p>
+    <w:p>
+      <w:r>
+        <w:t>Считает количество строк где найдено совпадение.</w:t>
+      </w:r>
+    </w:p>
+    <w:p/>
+    <w:p>
+      <w:pPr>
+        <w:rPr>
+          <w:lang w:val="en-US"/>
+        </w:rPr>
+      </w:pPr>
+      <w:r>
+        <w:rPr>
+          <w:lang w:val="en-US"/>
+        </w:rPr>
+        <w:drawing>
+          <wp:inline distT="0" distB="0" distL="0" distR="0" wp14:anchorId="2CEDA3DA" wp14:editId="35842547">
+            <wp:extent cx="5291751" cy="737621"/>
+            <wp:effectExtent l="0" t="0" r="4445" b="5715"/>
+            <wp:docPr id="178048029" name="Рисунок 1"/>
+            <wp:cNvGraphicFramePr>
+              <a:graphicFrameLocks xmlns:a="http://schemas.openxmlformats.org/drawingml/2006/main" noChangeAspect="1"/>
+            </wp:cNvGraphicFramePr>
+            <a:graphic xmlns:a="http://schemas.openxmlformats.org/drawingml/2006/main">
+              <a:graphicData uri="http://schemas.openxmlformats.org/drawingml/2006/picture">
+                <pic:pic xmlns:pic="http://schemas.openxmlformats.org/drawingml/2006/picture">
+                  <pic:nvPicPr>
+                    <pic:cNvPr id="178048029" name=""/>
+                    <pic:cNvPicPr/>
+                  </pic:nvPicPr>
+                  <pic:blipFill>
+                    <a:blip r:embed="rId14"/>
+                    <a:stretch>
+                      <a:fillRect/>
+                    </a:stretch>
+                  </pic:blipFill>
+                  <pic:spPr>
+                    <a:xfrm>
+                      <a:off x="0" y="0"/>
+                      <a:ext cx="5350308" cy="745783"/>
+                    </a:xfrm>
+                    <a:prstGeom prst="rect">
+                      <a:avLst/>
+                    </a:prstGeom>
+                  </pic:spPr>
+                </pic:pic>
+              </a:graphicData>
+            </a:graphic>
+          </wp:inline>
+        </w:drawing>
+      </w:r>
+    </w:p>
+    <w:p>
+      <w:pPr>
+        <w:rPr>
+          <w:lang w:val="en-US"/>
+        </w:rPr>
+      </w:pPr>
+    </w:p>
+    <w:p>
+      <w:r>
+        <w:t>-</w:t>
+      </w:r>
+      <w:r>
+        <w:rPr>
+          <w:lang w:val="en-US"/>
+        </w:rPr>
+        <w:t>B</w:t>
+      </w:r>
+      <w:r>
+        <w:t xml:space="preserve"> </w:t>
+      </w:r>
+      <w:r>
+        <w:t xml:space="preserve">– </w:t>
+      </w:r>
+      <w:r>
+        <w:rPr>
+          <w:lang w:val="en-US"/>
+        </w:rPr>
+        <w:t>before</w:t>
+      </w:r>
+      <w:r>
+        <w:t xml:space="preserve"> </w:t>
+      </w:r>
+      <w:r>
+        <w:t>печатает заданное количество строк до найденной строки</w:t>
+      </w:r>
+    </w:p>
+    <w:p>
+      <w:r>
+        <w:t>-</w:t>
+      </w:r>
+      <w:r>
+        <w:rPr>
+          <w:lang w:val="en-US"/>
+        </w:rPr>
+        <w:t>A</w:t>
+      </w:r>
+      <w:r>
+        <w:t xml:space="preserve"> - </w:t>
+      </w:r>
+      <w:r>
+        <w:rPr>
+          <w:lang w:val="en-US"/>
+        </w:rPr>
+        <w:t>after</w:t>
+      </w:r>
+      <w:r>
+        <w:t xml:space="preserve"> </w:t>
+      </w:r>
+      <w:r>
+        <w:t xml:space="preserve">печатает заданное количество строк </w:t>
+      </w:r>
+      <w:r>
+        <w:t>после</w:t>
+      </w:r>
+      <w:r>
+        <w:t xml:space="preserve"> найденной строки</w:t>
+      </w:r>
+    </w:p>
+    <w:p>
+      <w:r>
+        <w:t>-</w:t>
+      </w:r>
+      <w:r>
+        <w:rPr>
+          <w:lang w:val="en-US"/>
+        </w:rPr>
+        <w:t>C</w:t>
+      </w:r>
+      <w:r>
+        <w:t xml:space="preserve"> - </w:t>
+      </w:r>
+      <w:r>
+        <w:rPr>
+          <w:lang w:val="en-US"/>
+        </w:rPr>
+        <w:t>context</w:t>
+      </w:r>
+      <w:r>
+        <w:t xml:space="preserve"> </w:t>
+      </w:r>
+      <w:r>
+        <w:t>печатает заданное количество строк до</w:t>
+      </w:r>
+      <w:r>
+        <w:t xml:space="preserve"> и после</w:t>
+      </w:r>
+      <w:r>
+        <w:t xml:space="preserve"> найденной строки</w:t>
+      </w:r>
+    </w:p>
+    <w:p/>
+    <w:p>
+      <w:pPr>
+        <w:rPr>
+          <w:lang w:val="en-US"/>
+        </w:rPr>
+      </w:pPr>
+      <w:r>
+        <w:rPr>
+          <w:lang w:val="en-US"/>
+        </w:rPr>
+        <w:drawing>
+          <wp:inline distT="0" distB="0" distL="0" distR="0" wp14:anchorId="2291926A" wp14:editId="73AD0480">
+            <wp:extent cx="4748531" cy="2209045"/>
+            <wp:effectExtent l="0" t="0" r="0" b="1270"/>
+            <wp:docPr id="663348411" name="Рисунок 1"/>
+            <wp:cNvGraphicFramePr>
+              <a:graphicFrameLocks xmlns:a="http://schemas.openxmlformats.org/drawingml/2006/main" noChangeAspect="1"/>
+            </wp:cNvGraphicFramePr>
+            <a:graphic xmlns:a="http://schemas.openxmlformats.org/drawingml/2006/main">
+              <a:graphicData uri="http://schemas.openxmlformats.org/drawingml/2006/picture">
+                <pic:pic xmlns:pic="http://schemas.openxmlformats.org/drawingml/2006/picture">
+                  <pic:nvPicPr>
+                    <pic:cNvPr id="663348411" name=""/>
+                    <pic:cNvPicPr/>
+                  </pic:nvPicPr>
+                  <pic:blipFill>
+                    <a:blip r:embed="rId15"/>
+                    <a:stretch>
+                      <a:fillRect/>
+                    </a:stretch>
+                  </pic:blipFill>
+                  <pic:spPr>
+                    <a:xfrm>
+                      <a:off x="0" y="0"/>
+                      <a:ext cx="4782861" cy="2225016"/>
+                    </a:xfrm>
+                    <a:prstGeom prst="rect">
+                      <a:avLst/>
+                    </a:prstGeom>
+                  </pic:spPr>
+                </pic:pic>
+              </a:graphicData>
+            </a:graphic>
+          </wp:inline>
+        </w:drawing>
+      </w:r>
+    </w:p>
+    <w:p>
+      <w:pPr>
+        <w:pStyle w:val="1"/>
+        <w:rPr>
+          <w:lang w:val="en-US"/>
+        </w:rPr>
+      </w:pPr>
+      <w:r>
+        <w:rPr>
+          <w:lang w:val="en-US"/>
+        </w:rPr>
+        <w:lastRenderedPageBreak/>
+        <w:t>SORT</w:t>
+      </w:r>
+    </w:p>
+    <w:p>
+      <w:pPr>
+        <w:rPr>
+          <w:lang w:val="en-US"/>
+        </w:rPr>
+      </w:pPr>
+    </w:p>
+    <w:p>
+      <w:r>
+        <w:t xml:space="preserve">Сортирует строки в алфавитном порядке.  </w:t>
+      </w:r>
+    </w:p>
+    <w:p/>
+    <w:p>
+      <w:pPr>
+        <w:rPr>
+          <w:lang w:val="en-US"/>
+        </w:rPr>
+      </w:pPr>
+      <w:r>
+        <w:rPr>
+          <w:lang w:val="en-US"/>
+        </w:rPr>
+        <w:drawing>
+          <wp:inline distT="0" distB="0" distL="0" distR="0" wp14:anchorId="247F05E9" wp14:editId="7F7618C0">
+            <wp:extent cx="5940425" cy="1424305"/>
+            <wp:effectExtent l="0" t="0" r="3175" b="4445"/>
+            <wp:docPr id="1395960075" name="Рисунок 1"/>
+            <wp:cNvGraphicFramePr>
+              <a:graphicFrameLocks xmlns:a="http://schemas.openxmlformats.org/drawingml/2006/main" noChangeAspect="1"/>
+            </wp:cNvGraphicFramePr>
+            <a:graphic xmlns:a="http://schemas.openxmlformats.org/drawingml/2006/main">
+              <a:graphicData uri="http://schemas.openxmlformats.org/drawingml/2006/picture">
+                <pic:pic xmlns:pic="http://schemas.openxmlformats.org/drawingml/2006/picture">
+                  <pic:nvPicPr>
+                    <pic:cNvPr id="1395960075" name=""/>
+                    <pic:cNvPicPr/>
+                  </pic:nvPicPr>
+                  <pic:blipFill>
+                    <a:blip r:embed="rId16"/>
+                    <a:stretch>
+                      <a:fillRect/>
+                    </a:stretch>
+                  </pic:blipFill>
+                  <pic:spPr>
+                    <a:xfrm>
+                      <a:off x="0" y="0"/>
+                      <a:ext cx="5940425" cy="1424305"/>
+                    </a:xfrm>
+                    <a:prstGeom prst="rect">
+                      <a:avLst/>
+                    </a:prstGeom>
+                  </pic:spPr>
+                </pic:pic>
+              </a:graphicData>
+            </a:graphic>
+          </wp:inline>
+        </w:drawing>
+      </w:r>
+    </w:p>
+    <w:p>
+      <w:pPr>
+        <w:rPr>
+          <w:lang w:val="en-US"/>
+        </w:rPr>
+      </w:pPr>
+    </w:p>
+    <w:p>
+      <w:pPr>
+        <w:rPr>
+          <w:sz w:val="28"/>
+          <w:szCs w:val="28"/>
+        </w:rPr>
+      </w:pPr>
+      <w:r>
+        <w:rPr>
+          <w:sz w:val="28"/>
+          <w:szCs w:val="28"/>
+        </w:rPr>
+        <w:t>-n</w:t>
+      </w:r>
+    </w:p>
+    <w:p>
+      <w:pPr>
+        <w:rPr>
+          <w:sz w:val="28"/>
+          <w:szCs w:val="28"/>
+          <w:lang w:val="en-US"/>
+        </w:rPr>
+      </w:pPr>
+      <w:r>
+        <w:rPr>
+          <w:sz w:val="28"/>
+          <w:szCs w:val="28"/>
+        </w:rPr>
+        <w:t>Сортировка чисел от меньшего к большему. В данном случае ключом -</w:t>
+      </w:r>
+      <w:r>
+        <w:rPr>
+          <w:sz w:val="28"/>
+          <w:szCs w:val="28"/>
+          <w:lang w:val="en-US"/>
+        </w:rPr>
+        <w:t>k</w:t>
+      </w:r>
+      <w:r>
+        <w:rPr>
+          <w:sz w:val="28"/>
+          <w:szCs w:val="28"/>
+        </w:rPr>
+        <w:t xml:space="preserve">4 </w:t>
+      </w:r>
+      <w:r>
+        <w:rPr>
+          <w:sz w:val="28"/>
+          <w:szCs w:val="28"/>
+        </w:rPr>
+        <w:t>мы выбираем столбик в котором будет происходить сортировка.</w:t>
+      </w:r>
+    </w:p>
+    <w:p>
+      <w:pPr>
+        <w:rPr>
+          <w:sz w:val="28"/>
+          <w:szCs w:val="28"/>
+        </w:rPr>
+      </w:pPr>
+    </w:p>
+    <w:p>
+      <w:pPr>
+        <w:rPr>
+          <w:sz w:val="28"/>
+          <w:szCs w:val="28"/>
+        </w:rPr>
+      </w:pPr>
+      <w:r>
+        <w:rPr>
+          <w:sz w:val="28"/>
+          <w:szCs w:val="28"/>
+        </w:rPr>
+        <w:drawing>
+          <wp:inline distT="0" distB="0" distL="0" distR="0" wp14:anchorId="62BE7874" wp14:editId="747FC631">
+            <wp:extent cx="5940425" cy="1411605"/>
+            <wp:effectExtent l="0" t="0" r="3175" b="0"/>
+            <wp:docPr id="690431550" name="Рисунок 1"/>
+            <wp:cNvGraphicFramePr>
+              <a:graphicFrameLocks xmlns:a="http://schemas.openxmlformats.org/drawingml/2006/main" noChangeAspect="1"/>
+            </wp:cNvGraphicFramePr>
+            <a:graphic xmlns:a="http://schemas.openxmlformats.org/drawingml/2006/main">
+              <a:graphicData uri="http://schemas.openxmlformats.org/drawingml/2006/picture">
+                <pic:pic xmlns:pic="http://schemas.openxmlformats.org/drawingml/2006/picture">
+                  <pic:nvPicPr>
+                    <pic:cNvPr id="690431550" name=""/>
+                    <pic:cNvPicPr/>
+                  </pic:nvPicPr>
+                  <pic:blipFill>
+                    <a:blip r:embed="rId17"/>
+                    <a:stretch>
+                      <a:fillRect/>
+                    </a:stretch>
+                  </pic:blipFill>
+                  <pic:spPr>
+                    <a:xfrm>
+                      <a:off x="0" y="0"/>
+                      <a:ext cx="5940425" cy="1411605"/>
+                    </a:xfrm>
+                    <a:prstGeom prst="rect">
+                      <a:avLst/>
+                    </a:prstGeom>
+                  </pic:spPr>
+                </pic:pic>
+              </a:graphicData>
+            </a:graphic>
+          </wp:inline>
+        </w:drawing>
+      </w:r>
+    </w:p>
+    <w:p>
+      <w:pPr>
+        <w:rPr>
+          <w:sz w:val="28"/>
+          <w:szCs w:val="28"/>
+          <w:lang w:val="en-US"/>
+        </w:rPr>
+      </w:pPr>
+    </w:p>
+    <w:p>
+      <w:pPr>
+        <w:rPr>
+          <w:sz w:val="28"/>
+          <w:szCs w:val="28"/>
+        </w:rPr>
+      </w:pPr>
+      <w:r>
+        <w:rPr>
+          <w:sz w:val="28"/>
+          <w:szCs w:val="28"/>
+          <w:lang w:val="en-US"/>
+        </w:rPr>
+        <w:t>-</w:t>
+      </w:r>
+      <w:r>
+        <w:rPr>
+          <w:sz w:val="28"/>
+          <w:szCs w:val="28"/>
+        </w:rPr>
+        <w:t>r</w:t>
+      </w:r>
+    </w:p>
+    <w:p>
+      <w:pPr>
+        <w:rPr>
+          <w:sz w:val="28"/>
+          <w:szCs w:val="28"/>
+        </w:rPr>
+      </w:pPr>
+      <w:r>
+        <w:rPr>
+          <w:sz w:val="28"/>
+          <w:szCs w:val="28"/>
+        </w:rPr>
+        <w:t xml:space="preserve">Сортирует строки в обратом порядке </w:t>
+      </w:r>
+    </w:p>
+    <w:p>
+      <w:pPr>
+        <w:rPr>
+          <w:sz w:val="28"/>
+          <w:szCs w:val="28"/>
+        </w:rPr>
+      </w:pPr>
+    </w:p>
+    <w:p>
+      <w:pPr>
+        <w:rPr>
+          <w:sz w:val="28"/>
+          <w:szCs w:val="28"/>
+        </w:rPr>
+      </w:pPr>
+      <w:r>
+        <w:rPr>
+          <w:sz w:val="28"/>
+          <w:szCs w:val="28"/>
+        </w:rPr>
+        <w:drawing>
+          <wp:inline distT="0" distB="0" distL="0" distR="0" wp14:anchorId="6B587FEC" wp14:editId="580362CE">
+            <wp:extent cx="5940425" cy="1393190"/>
+            <wp:effectExtent l="0" t="0" r="3175" b="0"/>
+            <wp:docPr id="1093899737" name="Рисунок 1"/>
+            <wp:cNvGraphicFramePr>
+              <a:graphicFrameLocks xmlns:a="http://schemas.openxmlformats.org/drawingml/2006/main" noChangeAspect="1"/>
+            </wp:cNvGraphicFramePr>
+            <a:graphic xmlns:a="http://schemas.openxmlformats.org/drawingml/2006/main">
+              <a:graphicData uri="http://schemas.openxmlformats.org/drawingml/2006/picture">
+                <pic:pic xmlns:pic="http://schemas.openxmlformats.org/drawingml/2006/picture">
+                  <pic:nvPicPr>
+                    <pic:cNvPr id="1093899737" name=""/>
+                    <pic:cNvPicPr/>
+                  </pic:nvPicPr>
+                  <pic:blipFill>
+                    <a:blip r:embed="rId18"/>
+                    <a:stretch>
+                      <a:fillRect/>
+                    </a:stretch>
+                  </pic:blipFill>
+                  <pic:spPr>
+                    <a:xfrm>
+                      <a:off x="0" y="0"/>
+                      <a:ext cx="5940425" cy="1393190"/>
+                    </a:xfrm>
+                    <a:prstGeom prst="rect">
+                      <a:avLst/>
+                    </a:prstGeom>
+                  </pic:spPr>
+                </pic:pic>
+              </a:graphicData>
+            </a:graphic>
+          </wp:inline>
+        </w:drawing>
+      </w:r>
+    </w:p>
+    <w:p>
+      <w:pPr>
+        <w:rPr>
+          <w:sz w:val="28"/>
+          <w:szCs w:val="28"/>
+          <w:lang w:val="en-US"/>
+        </w:rPr>
+      </w:pPr>
+    </w:p>
+    <w:p>
+      <w:pPr>
+        <w:rPr>
+          <w:sz w:val="28"/>
+          <w:szCs w:val="28"/>
+        </w:rPr>
+      </w:pPr>
+      <w:r>
+        <w:rPr>
+          <w:sz w:val="28"/>
+          <w:szCs w:val="28"/>
+          <w:lang w:val="en-US"/>
+        </w:rPr>
+        <w:t>-</w:t>
+      </w:r>
+      <w:r>
+        <w:rPr>
+          <w:sz w:val="28"/>
+          <w:szCs w:val="28"/>
+        </w:rPr>
+        <w:t>R</w:t>
+      </w:r>
+    </w:p>
+    <w:p>
+      <w:pPr>
+        <w:rPr>
+          <w:sz w:val="28"/>
+          <w:szCs w:val="28"/>
+        </w:rPr>
+      </w:pPr>
+      <w:r>
+        <w:rPr>
+          <w:sz w:val="28"/>
+          <w:szCs w:val="28"/>
+        </w:rPr>
+        <w:t>Сортирует рандомно, но при этом группирует одинаковые параметры.</w:t>
+      </w:r>
+    </w:p>
+    <w:p>
+      <w:pPr>
+        <w:rPr>
+          <w:sz w:val="28"/>
+          <w:szCs w:val="28"/>
+        </w:rPr>
+      </w:pPr>
+      <w:r>
+        <w:rPr>
+          <w:sz w:val="28"/>
+          <w:szCs w:val="28"/>
+        </w:rPr>
+        <w:drawing>
+          <wp:inline distT="0" distB="0" distL="0" distR="0" wp14:anchorId="03D1CD81" wp14:editId="6A8E0F0C">
+            <wp:extent cx="4734962" cy="1270486"/>
+            <wp:effectExtent l="0" t="0" r="0" b="6350"/>
+            <wp:docPr id="1997916204" name="Рисунок 1"/>
+            <wp:cNvGraphicFramePr>
+              <a:graphicFrameLocks xmlns:a="http://schemas.openxmlformats.org/drawingml/2006/main" noChangeAspect="1"/>
+            </wp:cNvGraphicFramePr>
+            <a:graphic xmlns:a="http://schemas.openxmlformats.org/drawingml/2006/main">
+              <a:graphicData uri="http://schemas.openxmlformats.org/drawingml/2006/picture">
+                <pic:pic xmlns:pic="http://schemas.openxmlformats.org/drawingml/2006/picture">
+                  <pic:nvPicPr>
+                    <pic:cNvPr id="1997916204" name=""/>
+                    <pic:cNvPicPr/>
+                  </pic:nvPicPr>
+                  <pic:blipFill>
+                    <a:blip r:embed="rId19"/>
+                    <a:stretch>
+                      <a:fillRect/>
+                    </a:stretch>
+                  </pic:blipFill>
+                  <pic:spPr>
+                    <a:xfrm>
+                      <a:off x="0" y="0"/>
+                      <a:ext cx="4753205" cy="1275381"/>
+                    </a:xfrm>
+                    <a:prstGeom prst="rect">
+                      <a:avLst/>
+                    </a:prstGeom>
+                  </pic:spPr>
+                </pic:pic>
+              </a:graphicData>
+            </a:graphic>
+          </wp:inline>
+        </w:drawing>
+      </w:r>
+      <w:r>
+        <w:rPr>
+          <w:sz w:val="28"/>
+          <w:szCs w:val="28"/>
+        </w:rPr>
+        <w:t xml:space="preserve"> </w:t>
+      </w:r>
+    </w:p>
+    <w:p>
+      <w:pPr>
+        <w:rPr>
+          <w:sz w:val="28"/>
+          <w:szCs w:val="28"/>
+        </w:rPr>
+      </w:pPr>
+    </w:p>
+    <w:p>
+      <w:pPr>
+        <w:rPr>
+          <w:sz w:val="28"/>
+          <w:szCs w:val="28"/>
+        </w:rPr>
+      </w:pPr>
+    </w:p>
+    <w:p>
+      <w:pPr>
+        <w:rPr>
+          <w:sz w:val="28"/>
+          <w:szCs w:val="28"/>
+        </w:rPr>
+      </w:pPr>
+      <w:r>
+        <w:rPr>
+          <w:sz w:val="28"/>
+          <w:szCs w:val="28"/>
+        </w:rPr>
+        <w:lastRenderedPageBreak/>
+        <w:t>-</w:t>
+      </w:r>
+      <w:r>
+        <w:rPr>
+          <w:sz w:val="28"/>
+          <w:szCs w:val="28"/>
+        </w:rPr>
+        <w:t>M</w:t>
+      </w:r>
+    </w:p>
+    <w:p>
+      <w:pPr>
+        <w:rPr>
+          <w:sz w:val="28"/>
+          <w:szCs w:val="28"/>
+        </w:rPr>
+      </w:pPr>
+      <w:r>
+        <w:rPr>
+          <w:sz w:val="28"/>
+          <w:szCs w:val="28"/>
+        </w:rPr>
+        <w:t>Сортирует месяца в правильном порядке.</w:t>
+      </w:r>
+    </w:p>
+    <w:p>
+      <w:pPr>
+        <w:rPr>
+          <w:sz w:val="28"/>
+          <w:szCs w:val="28"/>
+        </w:rPr>
+      </w:pPr>
+    </w:p>
+    <w:p>
+      <w:pPr>
+        <w:rPr>
+          <w:sz w:val="28"/>
+          <w:szCs w:val="28"/>
+        </w:rPr>
+      </w:pPr>
+      <w:r>
+        <w:rPr>
+          <w:sz w:val="28"/>
+          <w:szCs w:val="28"/>
+        </w:rPr>
+        <w:drawing>
+          <wp:inline distT="0" distB="0" distL="0" distR="0" wp14:anchorId="266BCFF0" wp14:editId="5909C436">
+            <wp:extent cx="4162175" cy="1661311"/>
+            <wp:effectExtent l="0" t="0" r="0" b="0"/>
+            <wp:docPr id="1985687287" name="Рисунок 1"/>
+            <wp:cNvGraphicFramePr>
+              <a:graphicFrameLocks xmlns:a="http://schemas.openxmlformats.org/drawingml/2006/main" noChangeAspect="1"/>
+            </wp:cNvGraphicFramePr>
+            <a:graphic xmlns:a="http://schemas.openxmlformats.org/drawingml/2006/main">
+              <a:graphicData uri="http://schemas.openxmlformats.org/drawingml/2006/picture">
+                <pic:pic xmlns:pic="http://schemas.openxmlformats.org/drawingml/2006/picture">
+                  <pic:nvPicPr>
+                    <pic:cNvPr id="1985687287" name=""/>
+                    <pic:cNvPicPr/>
+                  </pic:nvPicPr>
+                  <pic:blipFill>
+                    <a:blip r:embed="rId20"/>
+                    <a:stretch>
+                      <a:fillRect/>
+                    </a:stretch>
+                  </pic:blipFill>
+                  <pic:spPr>
+                    <a:xfrm>
+                      <a:off x="0" y="0"/>
+                      <a:ext cx="4203106" cy="1677648"/>
+                    </a:xfrm>
+                    <a:prstGeom prst="rect">
+                      <a:avLst/>
+                    </a:prstGeom>
+                  </pic:spPr>
+                </pic:pic>
+              </a:graphicData>
+            </a:graphic>
+          </wp:inline>
+        </w:drawing>
+      </w:r>
+    </w:p>
+    <w:p>
+      <w:pPr>
+        <w:rPr>
+          <w:sz w:val="28"/>
+          <w:szCs w:val="28"/>
+        </w:rPr>
+      </w:pPr>
+      <w:r>
+        <w:rPr>
+          <w:sz w:val="28"/>
+          <w:szCs w:val="28"/>
+        </w:rPr>
+        <w:drawing>
+          <wp:inline distT="0" distB="0" distL="0" distR="0" wp14:anchorId="13A52FC3" wp14:editId="2EFFCA4E">
+            <wp:extent cx="4169121" cy="2026462"/>
+            <wp:effectExtent l="0" t="0" r="3175" b="0"/>
+            <wp:docPr id="877160807" name="Рисунок 1"/>
+            <wp:cNvGraphicFramePr>
+              <a:graphicFrameLocks xmlns:a="http://schemas.openxmlformats.org/drawingml/2006/main" noChangeAspect="1"/>
+            </wp:cNvGraphicFramePr>
+            <a:graphic xmlns:a="http://schemas.openxmlformats.org/drawingml/2006/main">
+              <a:graphicData uri="http://schemas.openxmlformats.org/drawingml/2006/picture">
+                <pic:pic xmlns:pic="http://schemas.openxmlformats.org/drawingml/2006/picture">
+                  <pic:nvPicPr>
+                    <pic:cNvPr id="877160807" name=""/>
+                    <pic:cNvPicPr/>
+                  </pic:nvPicPr>
+                  <pic:blipFill>
+                    <a:blip r:embed="rId21"/>
+                    <a:stretch>
+                      <a:fillRect/>
+                    </a:stretch>
+                  </pic:blipFill>
+                  <pic:spPr>
+                    <a:xfrm>
+                      <a:off x="0" y="0"/>
+                      <a:ext cx="4187828" cy="2035555"/>
+                    </a:xfrm>
+                    <a:prstGeom prst="rect">
+                      <a:avLst/>
+                    </a:prstGeom>
+                  </pic:spPr>
+                </pic:pic>
+              </a:graphicData>
+            </a:graphic>
+          </wp:inline>
+        </w:drawing>
+      </w:r>
+    </w:p>
+    <w:p>
+      <w:pPr>
+        <w:rPr>
+          <w:sz w:val="28"/>
+          <w:szCs w:val="28"/>
+          <w:lang w:val="en-US"/>
+        </w:rPr>
+      </w:pPr>
+    </w:p>
+    <w:p>
+      <w:pPr>
+        <w:rPr>
+          <w:sz w:val="28"/>
+          <w:szCs w:val="28"/>
+        </w:rPr>
+      </w:pPr>
+      <w:r>
+        <w:rPr>
+          <w:sz w:val="28"/>
+          <w:szCs w:val="28"/>
+          <w:lang w:val="en-US"/>
+        </w:rPr>
+        <w:t>-</w:t>
+      </w:r>
+      <w:r>
+        <w:rPr>
+          <w:sz w:val="28"/>
+          <w:szCs w:val="28"/>
+        </w:rPr>
+        <w:t>k</w:t>
+      </w:r>
+    </w:p>
+    <w:p>
+      <w:pPr>
+        <w:rPr>
+          <w:sz w:val="28"/>
+          <w:szCs w:val="28"/>
+        </w:rPr>
+      </w:pPr>
+      <w:r>
+        <w:rPr>
+          <w:sz w:val="28"/>
+          <w:szCs w:val="28"/>
+        </w:rPr>
+        <w:t>Сортировка по заданной колонке</w:t>
+      </w:r>
+      <w:r>
+        <w:rPr>
+          <w:sz w:val="28"/>
+          <w:szCs w:val="28"/>
+        </w:rPr>
+        <w:t xml:space="preserve"> в алфавитном порядке</w:t>
+      </w:r>
+      <w:r>
+        <w:rPr>
+          <w:sz w:val="28"/>
+          <w:szCs w:val="28"/>
+        </w:rPr>
+        <w:t xml:space="preserve">, в данном случае </w:t>
+      </w:r>
+      <w:r>
+        <w:rPr>
+          <w:sz w:val="28"/>
+          <w:szCs w:val="28"/>
+        </w:rPr>
+        <w:t xml:space="preserve">сортировка происходит во </w:t>
+      </w:r>
+      <w:r>
+        <w:rPr>
+          <w:sz w:val="28"/>
+          <w:szCs w:val="28"/>
+        </w:rPr>
+        <w:t>второй колонке</w:t>
+      </w:r>
+      <w:r>
+        <w:rPr>
+          <w:sz w:val="28"/>
+          <w:szCs w:val="28"/>
+        </w:rPr>
+        <w:t>.</w:t>
+      </w:r>
+      <w:r>
+        <w:rPr>
+          <w:sz w:val="28"/>
+          <w:szCs w:val="28"/>
+        </w:rPr>
+        <w:t xml:space="preserve"> </w:t>
+      </w:r>
+    </w:p>
+    <w:p>
+      <w:pPr>
+        <w:rPr>
+          <w:sz w:val="28"/>
+          <w:szCs w:val="28"/>
+        </w:rPr>
+      </w:pPr>
+    </w:p>
+    <w:p>
+      <w:pPr>
+        <w:rPr>
+          <w:sz w:val="28"/>
+          <w:szCs w:val="28"/>
+        </w:rPr>
+      </w:pPr>
+      <w:r>
+        <w:rPr>
+          <w:sz w:val="28"/>
+          <w:szCs w:val="28"/>
+        </w:rPr>
+        <w:drawing>
+          <wp:inline distT="0" distB="0" distL="0" distR="0" wp14:anchorId="46A3B2A7" wp14:editId="755E24D3">
+            <wp:extent cx="5568950" cy="1079263"/>
+            <wp:effectExtent l="0" t="0" r="0" b="6985"/>
+            <wp:docPr id="182623711" name="Рисунок 1"/>
+            <wp:cNvGraphicFramePr>
+              <a:graphicFrameLocks xmlns:a="http://schemas.openxmlformats.org/drawingml/2006/main" noChangeAspect="1"/>
+            </wp:cNvGraphicFramePr>
+            <a:graphic xmlns:a="http://schemas.openxmlformats.org/drawingml/2006/main">
+              <a:graphicData uri="http://schemas.openxmlformats.org/drawingml/2006/picture">
+                <pic:pic xmlns:pic="http://schemas.openxmlformats.org/drawingml/2006/picture">
+                  <pic:nvPicPr>
+                    <pic:cNvPr id="182623711" name=""/>
+                    <pic:cNvPicPr/>
+                  </pic:nvPicPr>
+                  <pic:blipFill>
+                    <a:blip r:embed="rId22"/>
+                    <a:stretch>
+                      <a:fillRect/>
+                    </a:stretch>
+                  </pic:blipFill>
+                  <pic:spPr>
+                    <a:xfrm>
+                      <a:off x="0" y="0"/>
+                      <a:ext cx="5594295" cy="1084175"/>
+                    </a:xfrm>
+                    <a:prstGeom prst="rect">
+                      <a:avLst/>
+                    </a:prstGeom>
+                  </pic:spPr>
+                </pic:pic>
+              </a:graphicData>
+            </a:graphic>
+          </wp:inline>
+        </w:drawing>
+      </w:r>
+    </w:p>
+    <w:p>
+      <w:pPr>
+        <w:rPr>
+          <w:sz w:val="28"/>
+          <w:szCs w:val="28"/>
+        </w:rPr>
+      </w:pPr>
+      <w:r>
+        <w:rPr>
+          <w:sz w:val="28"/>
+          <w:szCs w:val="28"/>
+        </w:rPr>
+        <w:drawing>
+          <wp:inline distT="0" distB="0" distL="0" distR="0" wp14:anchorId="37B5E8B1" wp14:editId="58ACAF42">
+            <wp:extent cx="5569236" cy="1276416"/>
+            <wp:effectExtent l="0" t="0" r="0" b="0"/>
+            <wp:docPr id="641058155" name="Рисунок 1"/>
+            <wp:cNvGraphicFramePr>
+              <a:graphicFrameLocks xmlns:a="http://schemas.openxmlformats.org/drawingml/2006/main" noChangeAspect="1"/>
+            </wp:cNvGraphicFramePr>
+            <a:graphic xmlns:a="http://schemas.openxmlformats.org/drawingml/2006/main">
+              <a:graphicData uri="http://schemas.openxmlformats.org/drawingml/2006/picture">
+                <pic:pic xmlns:pic="http://schemas.openxmlformats.org/drawingml/2006/picture">
+                  <pic:nvPicPr>
+                    <pic:cNvPr id="641058155" name=""/>
+                    <pic:cNvPicPr/>
+                  </pic:nvPicPr>
+                  <pic:blipFill>
+                    <a:blip r:embed="rId23"/>
+                    <a:stretch>
+                      <a:fillRect/>
+                    </a:stretch>
+                  </pic:blipFill>
+                  <pic:spPr>
+                    <a:xfrm>
+                      <a:off x="0" y="0"/>
+                      <a:ext cx="5569236" cy="1276416"/>
+                    </a:xfrm>
+                    <a:prstGeom prst="rect">
+                      <a:avLst/>
+                    </a:prstGeom>
+                  </pic:spPr>
+                </pic:pic>
+              </a:graphicData>
+            </a:graphic>
+          </wp:inline>
+        </w:drawing>
+      </w:r>
+    </w:p>
+    <w:p>
+      <w:pPr>
+        <w:rPr>
+          <w:sz w:val="28"/>
+          <w:szCs w:val="28"/>
+        </w:rPr>
+      </w:pPr>
+    </w:p>
+    <w:p>
+      <w:pPr>
+        <w:rPr>
+          <w:sz w:val="28"/>
+          <w:szCs w:val="28"/>
+        </w:rPr>
+      </w:pPr>
+      <w:r>
+        <w:rPr>
+          <w:sz w:val="28"/>
+          <w:szCs w:val="28"/>
+          <w:lang w:val="en-US"/>
+        </w:rPr>
+        <w:t>-</w:t>
+      </w:r>
+      <w:r>
+        <w:rPr>
+          <w:sz w:val="28"/>
+          <w:szCs w:val="28"/>
+        </w:rPr>
+        <w:t>t</w:t>
+      </w:r>
+    </w:p>
+    <w:p>
+      <w:pPr>
+        <w:rPr>
+          <w:sz w:val="28"/>
+          <w:szCs w:val="28"/>
+          <w:lang w:val="en-US"/>
+        </w:rPr>
+      </w:pPr>
+    </w:p>
+    <w:p>
+      <w:pPr>
+        <w:rPr>
+          <w:sz w:val="28"/>
+          <w:szCs w:val="28"/>
+        </w:rPr>
+      </w:pPr>
+      <w:r>
+        <w:rPr>
+          <w:sz w:val="28"/>
+          <w:szCs w:val="28"/>
+        </w:rPr>
+        <w:lastRenderedPageBreak/>
+        <w:drawing>
+          <wp:inline distT="0" distB="0" distL="0" distR="0" wp14:anchorId="714565E1" wp14:editId="588C3E63">
+            <wp:extent cx="5940425" cy="1716405"/>
+            <wp:effectExtent l="0" t="0" r="3175" b="0"/>
+            <wp:docPr id="1115530659" name="Рисунок 1"/>
+            <wp:cNvGraphicFramePr>
+              <a:graphicFrameLocks xmlns:a="http://schemas.openxmlformats.org/drawingml/2006/main" noChangeAspect="1"/>
+            </wp:cNvGraphicFramePr>
+            <a:graphic xmlns:a="http://schemas.openxmlformats.org/drawingml/2006/main">
+              <a:graphicData uri="http://schemas.openxmlformats.org/drawingml/2006/picture">
+                <pic:pic xmlns:pic="http://schemas.openxmlformats.org/drawingml/2006/picture">
+                  <pic:nvPicPr>
+                    <pic:cNvPr id="1115530659" name=""/>
+                    <pic:cNvPicPr/>
+                  </pic:nvPicPr>
+                  <pic:blipFill>
+                    <a:blip r:embed="rId24"/>
+                    <a:stretch>
+                      <a:fillRect/>
+                    </a:stretch>
+                  </pic:blipFill>
+                  <pic:spPr>
+                    <a:xfrm>
+                      <a:off x="0" y="0"/>
+                      <a:ext cx="5940425" cy="1716405"/>
+                    </a:xfrm>
+                    <a:prstGeom prst="rect">
+                      <a:avLst/>
+                    </a:prstGeom>
+                  </pic:spPr>
+                </pic:pic>
+              </a:graphicData>
+            </a:graphic>
+          </wp:inline>
+        </w:drawing>
+      </w:r>
+    </w:p>
+    <w:p>
+      <w:pPr>
+        <w:rPr>
+          <w:sz w:val="28"/>
+          <w:szCs w:val="28"/>
+        </w:rPr>
+      </w:pPr>
+    </w:p>
+    <w:p>
+      <w:pPr>
+        <w:rPr>
+          <w:sz w:val="28"/>
+          <w:szCs w:val="28"/>
+        </w:rPr>
+      </w:pPr>
+    </w:p>
+    <w:p>
+      <w:pPr>
+        <w:rPr>
+          <w:sz w:val="28"/>
+          <w:szCs w:val="28"/>
+          <w:lang w:val="en-US"/>
+        </w:rPr>
+      </w:pPr>
+    </w:p>
+    <w:p>
+      <w:pPr>
+        <w:rPr>
+          <w:sz w:val="28"/>
+          <w:szCs w:val="28"/>
+        </w:rPr>
+      </w:pPr>
+      <w:r>
+        <w:rPr>
+          <w:sz w:val="28"/>
+          <w:szCs w:val="28"/>
+          <w:lang w:val="en-US"/>
+        </w:rPr>
+        <w:t>-</w:t>
+      </w:r>
+      <w:r>
+        <w:rPr>
+          <w:sz w:val="28"/>
+          <w:szCs w:val="28"/>
+        </w:rPr>
+        <w:t>u</w:t>
+      </w:r>
+    </w:p>
+    <w:p>
+      <w:pPr>
+        <w:rPr>
+          <w:sz w:val="28"/>
+          <w:szCs w:val="28"/>
+        </w:rPr>
+      </w:pPr>
+      <w:r>
+        <w:rPr>
+          <w:sz w:val="28"/>
+          <w:szCs w:val="28"/>
+        </w:rPr>
+        <w:t>Сортирует в алфавитном порядке при этом исключая дубликаты строк.</w:t>
+      </w:r>
+    </w:p>
+    <w:p>
+      <w:pPr>
+        <w:rPr>
+          <w:sz w:val="28"/>
+          <w:szCs w:val="28"/>
+        </w:rPr>
+      </w:pPr>
+    </w:p>
+    <w:p>
+      <w:pPr>
+        <w:rPr>
+          <w:sz w:val="28"/>
+          <w:szCs w:val="28"/>
+        </w:rPr>
+      </w:pPr>
+      <w:r>
+        <w:rPr>
+          <w:sz w:val="28"/>
+          <w:szCs w:val="28"/>
+        </w:rPr>
+        <w:drawing>
+          <wp:inline distT="0" distB="0" distL="0" distR="0" wp14:anchorId="3D8383AE" wp14:editId="68CDB34E">
+            <wp:extent cx="3838669" cy="1812442"/>
+            <wp:effectExtent l="0" t="0" r="0" b="0"/>
+            <wp:docPr id="1523594069" name="Рисунок 1"/>
+            <wp:cNvGraphicFramePr>
+              <a:graphicFrameLocks xmlns:a="http://schemas.openxmlformats.org/drawingml/2006/main" noChangeAspect="1"/>
+            </wp:cNvGraphicFramePr>
+            <a:graphic xmlns:a="http://schemas.openxmlformats.org/drawingml/2006/main">
+              <a:graphicData uri="http://schemas.openxmlformats.org/drawingml/2006/picture">
+                <pic:pic xmlns:pic="http://schemas.openxmlformats.org/drawingml/2006/picture">
+                  <pic:nvPicPr>
+                    <pic:cNvPr id="1523594069" name=""/>
+                    <pic:cNvPicPr/>
+                  </pic:nvPicPr>
+                  <pic:blipFill>
+                    <a:blip r:embed="rId25"/>
+                    <a:stretch>
+                      <a:fillRect/>
+                    </a:stretch>
+                  </pic:blipFill>
+                  <pic:spPr>
+                    <a:xfrm>
+                      <a:off x="0" y="0"/>
+                      <a:ext cx="3864771" cy="1824766"/>
+                    </a:xfrm>
+                    <a:prstGeom prst="rect">
+                      <a:avLst/>
+                    </a:prstGeom>
+                  </pic:spPr>
+                </pic:pic>
+              </a:graphicData>
+            </a:graphic>
+          </wp:inline>
+        </w:drawing>
+      </w:r>
+    </w:p>
+    <w:p>
+      <w:pPr>
+        <w:rPr>
+          <w:sz w:val="28"/>
+          <w:szCs w:val="28"/>
+        </w:rPr>
+      </w:pPr>
+      <w:r>
+        <w:rPr>
+          <w:sz w:val="28"/>
+          <w:szCs w:val="28"/>
+        </w:rPr>
+        <w:drawing>
+          <wp:inline distT="0" distB="0" distL="0" distR="0" wp14:anchorId="6679E8C6" wp14:editId="5D5784F5">
+            <wp:extent cx="3839968" cy="1763389"/>
+            <wp:effectExtent l="0" t="0" r="8255" b="8890"/>
+            <wp:docPr id="1039007829" name="Рисунок 1"/>
+            <wp:cNvGraphicFramePr>
+              <a:graphicFrameLocks xmlns:a="http://schemas.openxmlformats.org/drawingml/2006/main" noChangeAspect="1"/>
+            </wp:cNvGraphicFramePr>
+            <a:graphic xmlns:a="http://schemas.openxmlformats.org/drawingml/2006/main">
+              <a:graphicData uri="http://schemas.openxmlformats.org/drawingml/2006/picture">
+                <pic:pic xmlns:pic="http://schemas.openxmlformats.org/drawingml/2006/picture">
+                  <pic:nvPicPr>
+                    <pic:cNvPr id="1039007829" name=""/>
+                    <pic:cNvPicPr/>
+                  </pic:nvPicPr>
+                  <pic:blipFill>
+                    <a:blip r:embed="rId26"/>
+                    <a:stretch>
+                      <a:fillRect/>
+                    </a:stretch>
+                  </pic:blipFill>
+                  <pic:spPr>
+                    <a:xfrm>
+                      <a:off x="0" y="0"/>
+                      <a:ext cx="3902109" cy="1791925"/>
+                    </a:xfrm>
+                    <a:prstGeom prst="rect">
+                      <a:avLst/>
+                    </a:prstGeom>
+                  </pic:spPr>
+                </pic:pic>
+              </a:graphicData>
+            </a:graphic>
+          </wp:inline>
+        </w:drawing>
+      </w:r>
+    </w:p>
+    <w:p>
+      <w:pPr>
+        <w:rPr>
+          <w:sz w:val="28"/>
+          <w:szCs w:val="28"/>
+        </w:rPr>
+      </w:pPr>
+    </w:p>
+    <w:p>
+      <w:pPr>
+        <w:pStyle w:val="1"/>
+      </w:pPr>
+      <w:r>
+        <w:t>U</w:t>
+      </w:r>
+      <w:r>
+        <w:t>niq</w:t>
+      </w:r>
+    </w:p>
+    <w:p/>
+    <w:p>
+      <w:r>
+        <w:t>Показать все строки файла только по одному разу (порядок изменится):</w:t>
+      </w:r>
+    </w:p>
+    <w:p/>
+    <w:p>
+      <w:r>
+        <w:lastRenderedPageBreak/>
+        <w:drawing>
+          <wp:inline distT="0" distB="0" distL="0" distR="0" wp14:anchorId="49FC1017" wp14:editId="1BB6400F">
+            <wp:extent cx="3879410" cy="1692036"/>
+            <wp:effectExtent l="0" t="0" r="6985" b="3810"/>
+            <wp:docPr id="447548120" name="Рисунок 1"/>
+            <wp:cNvGraphicFramePr>
+              <a:graphicFrameLocks xmlns:a="http://schemas.openxmlformats.org/drawingml/2006/main" noChangeAspect="1"/>
+            </wp:cNvGraphicFramePr>
+            <a:graphic xmlns:a="http://schemas.openxmlformats.org/drawingml/2006/main">
+              <a:graphicData uri="http://schemas.openxmlformats.org/drawingml/2006/picture">
+                <pic:pic xmlns:pic="http://schemas.openxmlformats.org/drawingml/2006/picture">
+                  <pic:nvPicPr>
+                    <pic:cNvPr id="447548120" name=""/>
+                    <pic:cNvPicPr/>
+                  </pic:nvPicPr>
+                  <pic:blipFill>
+                    <a:blip r:embed="rId27"/>
+                    <a:stretch>
+                      <a:fillRect/>
+                    </a:stretch>
+                  </pic:blipFill>
+                  <pic:spPr>
+                    <a:xfrm>
+                      <a:off x="0" y="0"/>
+                      <a:ext cx="3900033" cy="1701031"/>
+                    </a:xfrm>
+                    <a:prstGeom prst="rect">
+                      <a:avLst/>
+                    </a:prstGeom>
+                  </pic:spPr>
+                </pic:pic>
+              </a:graphicData>
+            </a:graphic>
+          </wp:inline>
+        </w:drawing>
+      </w:r>
+    </w:p>
+    <w:p>
+      <w:pPr>
+        <w:rPr>
+          <w:sz w:val="28"/>
+          <w:szCs w:val="28"/>
+        </w:rPr>
+      </w:pPr>
+    </w:p>
+    <w:p>
+      <w:pPr>
+        <w:rPr>
+          <w:sz w:val="28"/>
+          <w:szCs w:val="28"/>
+        </w:rPr>
+      </w:pPr>
+    </w:p>
+    <w:p>
+      <w:pPr>
+        <w:rPr>
+          <w:sz w:val="28"/>
+          <w:szCs w:val="28"/>
+        </w:rPr>
+      </w:pPr>
+    </w:p>
+    <w:p>
+      <w:pPr>
+        <w:rPr>
+          <w:sz w:val="28"/>
+          <w:szCs w:val="28"/>
+        </w:rPr>
+      </w:pPr>
+    </w:p>
+    <w:p>
+      <w:pPr>
+        <w:rPr>
+          <w:sz w:val="28"/>
+          <w:szCs w:val="28"/>
+        </w:rPr>
+      </w:pPr>
+    </w:p>
+    <w:p>
+      <w:pPr>
+        <w:rPr>
+          <w:sz w:val="28"/>
+          <w:szCs w:val="28"/>
+        </w:rPr>
+      </w:pPr>
+    </w:p>
+    <w:p>
+      <w:pPr>
+        <w:rPr>
+          <w:sz w:val="28"/>
+          <w:szCs w:val="28"/>
+        </w:rPr>
+      </w:pPr>
+    </w:p>
+    <w:p>
+      <w:pPr>
+        <w:rPr>
+          <w:sz w:val="28"/>
+          <w:szCs w:val="28"/>
+        </w:rPr>
+      </w:pPr>
+    </w:p>
+    <w:p>
+      <w:pPr>
+        <w:rPr>
+          <w:sz w:val="28"/>
+          <w:szCs w:val="28"/>
+        </w:rPr>
+      </w:pPr>
+    </w:p>
+    <w:p>
+      <w:pPr>
+        <w:rPr>
+          <w:sz w:val="28"/>
+          <w:szCs w:val="28"/>
+          <w:lang w:val="en-US"/>
+        </w:rPr>
+      </w:pPr>
+    </w:p>
+    <w:p>
+      <w:pPr>
+        <w:rPr>
+          <w:sz w:val="28"/>
+          <w:szCs w:val="28"/>
+        </w:rPr>
+      </w:pPr>
+      <w:r>
+        <w:rPr>
+          <w:sz w:val="28"/>
+          <w:szCs w:val="28"/>
+        </w:rPr>
+        <w:t>-c</w:t>
+      </w:r>
+    </w:p>
+    <w:p>
+      <w:pPr>
+        <w:rPr>
+          <w:sz w:val="28"/>
+          <w:szCs w:val="28"/>
+        </w:rPr>
+      </w:pPr>
+      <w:r>
+        <w:rPr>
+          <w:sz w:val="28"/>
+          <w:szCs w:val="28"/>
+        </w:rPr>
+        <w:t>Подсчитывает повторяющие строки, а также отдельные строки и отображает появление каждой строки, отображая число в начале строки</w:t>
+      </w:r>
+      <w:r>
+        <w:rPr>
+          <w:sz w:val="28"/>
+          <w:szCs w:val="28"/>
+        </w:rPr>
+        <w:t>:</w:t>
+      </w:r>
+    </w:p>
+    <w:p>
+      <w:pPr>
+        <w:rPr>
+          <w:sz w:val="28"/>
+          <w:szCs w:val="28"/>
+        </w:rPr>
+      </w:pPr>
+    </w:p>
+    <w:p>
+      <w:pPr>
+        <w:rPr>
+          <w:sz w:val="28"/>
+          <w:szCs w:val="28"/>
+        </w:rPr>
+      </w:pPr>
+      <w:r>
+        <w:rPr>
+          <w:sz w:val="28"/>
+          <w:szCs w:val="28"/>
+        </w:rPr>
+        <w:drawing>
+          <wp:inline distT="0" distB="0" distL="0" distR="0" wp14:anchorId="6C6D9D5F" wp14:editId="285C5160">
+            <wp:extent cx="4196281" cy="1870048"/>
+            <wp:effectExtent l="0" t="0" r="0" b="0"/>
+            <wp:docPr id="859549739" name="Рисунок 1"/>
+            <wp:cNvGraphicFramePr>
+              <a:graphicFrameLocks xmlns:a="http://schemas.openxmlformats.org/drawingml/2006/main" noChangeAspect="1"/>
+            </wp:cNvGraphicFramePr>
+            <a:graphic xmlns:a="http://schemas.openxmlformats.org/drawingml/2006/main">
+              <a:graphicData uri="http://schemas.openxmlformats.org/drawingml/2006/picture">
+                <pic:pic xmlns:pic="http://schemas.openxmlformats.org/drawingml/2006/picture">
+                  <pic:nvPicPr>
+                    <pic:cNvPr id="859549739" name=""/>
+                    <pic:cNvPicPr/>
+                  </pic:nvPicPr>
+                  <pic:blipFill>
+                    <a:blip r:embed="rId28"/>
+                    <a:stretch>
+                      <a:fillRect/>
+                    </a:stretch>
+                  </pic:blipFill>
+                  <pic:spPr>
+                    <a:xfrm>
+                      <a:off x="0" y="0"/>
+                      <a:ext cx="4211448" cy="1876807"/>
+                    </a:xfrm>
+                    <a:prstGeom prst="rect">
+                      <a:avLst/>
+                    </a:prstGeom>
+                  </pic:spPr>
+                </pic:pic>
+              </a:graphicData>
+            </a:graphic>
+          </wp:inline>
+        </w:drawing>
+      </w:r>
+    </w:p>
+    <w:p>
+      <w:pPr>
+        <w:rPr>
+          <w:sz w:val="28"/>
+          <w:szCs w:val="28"/>
+        </w:rPr>
+      </w:pPr>
+    </w:p>
+    <w:p>
+      <w:pPr>
+        <w:rPr>
+          <w:sz w:val="28"/>
+          <w:szCs w:val="28"/>
+        </w:rPr>
+      </w:pPr>
+      <w:r>
+        <w:rPr>
+          <w:sz w:val="28"/>
+          <w:szCs w:val="28"/>
+        </w:rPr>
+        <w:t>-</w:t>
+      </w:r>
+      <w:r>
+        <w:rPr>
+          <w:sz w:val="28"/>
+          <w:szCs w:val="28"/>
+        </w:rPr>
+        <w:t>d</w:t>
+      </w:r>
+    </w:p>
+    <w:p>
+      <w:pPr>
+        <w:rPr>
+          <w:sz w:val="28"/>
+          <w:szCs w:val="28"/>
+        </w:rPr>
+      </w:pPr>
+      <w:r>
+        <w:rPr>
+          <w:sz w:val="28"/>
+          <w:szCs w:val="28"/>
+        </w:rPr>
+        <w:t>Выводит только повторяющиеся строки.</w:t>
+      </w:r>
+    </w:p>
+    <w:p>
+      <w:pPr>
+        <w:rPr>
+          <w:sz w:val="28"/>
+          <w:szCs w:val="28"/>
+          <w:lang w:val="en-US"/>
+        </w:rPr>
+      </w:pPr>
+    </w:p>
+    <w:p>
+      <w:pPr>
+        <w:rPr>
+          <w:sz w:val="28"/>
+          <w:szCs w:val="28"/>
+        </w:rPr>
+      </w:pPr>
+      <w:r>
+        <w:rPr>
+          <w:sz w:val="28"/>
+          <w:szCs w:val="28"/>
+        </w:rPr>
+        <w:drawing>
+          <wp:inline distT="0" distB="0" distL="0" distR="0" wp14:anchorId="03307DEA" wp14:editId="09C54451">
+            <wp:extent cx="5940425" cy="1042670"/>
+            <wp:effectExtent l="0" t="0" r="3175" b="5080"/>
+            <wp:docPr id="529841650" name="Рисунок 1"/>
+            <wp:cNvGraphicFramePr>
+              <a:graphicFrameLocks xmlns:a="http://schemas.openxmlformats.org/drawingml/2006/main" noChangeAspect="1"/>
+            </wp:cNvGraphicFramePr>
+            <a:graphic xmlns:a="http://schemas.openxmlformats.org/drawingml/2006/main">
+              <a:graphicData uri="http://schemas.openxmlformats.org/drawingml/2006/picture">
+                <pic:pic xmlns:pic="http://schemas.openxmlformats.org/drawingml/2006/picture">
+                  <pic:nvPicPr>
+                    <pic:cNvPr id="529841650" name=""/>
+                    <pic:cNvPicPr/>
+                  </pic:nvPicPr>
+                  <pic:blipFill>
+                    <a:blip r:embed="rId29"/>
+                    <a:stretch>
+                      <a:fillRect/>
+                    </a:stretch>
+                  </pic:blipFill>
+                  <pic:spPr>
+                    <a:xfrm>
+                      <a:off x="0" y="0"/>
+                      <a:ext cx="5940425" cy="1042670"/>
+                    </a:xfrm>
+                    <a:prstGeom prst="rect">
+                      <a:avLst/>
+                    </a:prstGeom>
+                  </pic:spPr>
+                </pic:pic>
+              </a:graphicData>
+            </a:graphic>
+          </wp:inline>
+        </w:drawing>
+      </w:r>
+    </w:p>
+    <w:p>
+      <w:pPr>
+        <w:rPr>
+          <w:sz w:val="28"/>
+          <w:szCs w:val="28"/>
+        </w:rPr>
+      </w:pPr>
+    </w:p>
+    <w:p>
+      <w:pPr>
+        <w:rPr>
+          <w:sz w:val="28"/>
+          <w:szCs w:val="28"/>
+        </w:rPr>
+      </w:pPr>
+      <w:r>
+        <w:rPr>
+          <w:sz w:val="28"/>
+          <w:szCs w:val="28"/>
+        </w:rPr>
+        <w:t>-</w:t>
+      </w:r>
+      <w:r>
+        <w:rPr>
+          <w:sz w:val="28"/>
+          <w:szCs w:val="28"/>
+        </w:rPr>
+        <w:t>D</w:t>
+      </w:r>
+    </w:p>
+    <w:p>
+      <w:pPr>
+        <w:rPr>
+          <w:sz w:val="28"/>
+          <w:szCs w:val="28"/>
+        </w:rPr>
+      </w:pPr>
+      <w:r>
+        <w:rPr>
+          <w:sz w:val="28"/>
+          <w:szCs w:val="28"/>
+        </w:rPr>
+        <w:t xml:space="preserve">Выводит </w:t>
+      </w:r>
+      <w:r>
+        <w:rPr>
+          <w:sz w:val="28"/>
+          <w:szCs w:val="28"/>
+        </w:rPr>
+        <w:t>все</w:t>
+      </w:r>
+      <w:r>
+        <w:rPr>
+          <w:sz w:val="28"/>
+          <w:szCs w:val="28"/>
+        </w:rPr>
+        <w:t xml:space="preserve"> повторяющиеся строки.</w:t>
+      </w:r>
+    </w:p>
+    <w:p>
+      <w:pPr>
+        <w:rPr>
+          <w:sz w:val="28"/>
+          <w:szCs w:val="28"/>
+        </w:rPr>
+      </w:pPr>
+    </w:p>
+    <w:p>
+      <w:pPr>
+        <w:rPr>
+          <w:sz w:val="28"/>
+          <w:szCs w:val="28"/>
+        </w:rPr>
+      </w:pPr>
+      <w:r>
+        <w:rPr>
+          <w:sz w:val="28"/>
+          <w:szCs w:val="28"/>
+        </w:rPr>
+        <w:lastRenderedPageBreak/>
+        <w:drawing>
+          <wp:inline distT="0" distB="0" distL="0" distR="0" wp14:anchorId="797234C0" wp14:editId="7BAB87DE">
+            <wp:extent cx="5173598" cy="1730281"/>
+            <wp:effectExtent l="0" t="0" r="0" b="3810"/>
+            <wp:docPr id="68633593" name="Рисунок 1"/>
+            <wp:cNvGraphicFramePr>
+              <a:graphicFrameLocks xmlns:a="http://schemas.openxmlformats.org/drawingml/2006/main" noChangeAspect="1"/>
+            </wp:cNvGraphicFramePr>
+            <a:graphic xmlns:a="http://schemas.openxmlformats.org/drawingml/2006/main">
+              <a:graphicData uri="http://schemas.openxmlformats.org/drawingml/2006/picture">
+                <pic:pic xmlns:pic="http://schemas.openxmlformats.org/drawingml/2006/picture">
+                  <pic:nvPicPr>
+                    <pic:cNvPr id="68633593" name=""/>
+                    <pic:cNvPicPr/>
+                  </pic:nvPicPr>
+                  <pic:blipFill>
+                    <a:blip r:embed="rId30"/>
+                    <a:stretch>
+                      <a:fillRect/>
+                    </a:stretch>
+                  </pic:blipFill>
+                  <pic:spPr>
+                    <a:xfrm>
+                      <a:off x="0" y="0"/>
+                      <a:ext cx="5183995" cy="1733758"/>
+                    </a:xfrm>
+                    <a:prstGeom prst="rect">
+                      <a:avLst/>
+                    </a:prstGeom>
+                  </pic:spPr>
+                </pic:pic>
+              </a:graphicData>
+            </a:graphic>
+          </wp:inline>
+        </w:drawing>
+      </w:r>
+    </w:p>
+    <w:p>
+      <w:pPr>
+        <w:rPr>
+          <w:sz w:val="28"/>
+          <w:szCs w:val="28"/>
+        </w:rPr>
+      </w:pPr>
+      <w:r>
+        <w:rPr>
+          <w:sz w:val="28"/>
+          <w:szCs w:val="28"/>
+        </w:rPr>
+        <w:t>-</w:t>
+      </w:r>
+      <w:r>
+        <w:rPr>
+          <w:sz w:val="28"/>
+          <w:szCs w:val="28"/>
+        </w:rPr>
+        <w:t>u</w:t>
+      </w:r>
+    </w:p>
+    <w:p>
+      <w:pPr>
+        <w:rPr>
+          <w:sz w:val="28"/>
+          <w:szCs w:val="28"/>
+        </w:rPr>
+      </w:pPr>
+      <w:r>
+        <w:rPr>
+          <w:sz w:val="28"/>
+          <w:szCs w:val="28"/>
+        </w:rPr>
+        <w:t>Выводит только уникальные строки.</w:t>
+      </w:r>
+    </w:p>
+    <w:p>
+      <w:pPr>
+        <w:rPr>
+          <w:sz w:val="28"/>
+          <w:szCs w:val="28"/>
+        </w:rPr>
+      </w:pPr>
+      <w:r>
+        <w:rPr>
+          <w:sz w:val="28"/>
+          <w:szCs w:val="28"/>
+        </w:rPr>
+        <w:drawing>
+          <wp:inline distT="0" distB="0" distL="0" distR="0" wp14:anchorId="1798E88D" wp14:editId="601E393F">
+            <wp:extent cx="5766096" cy="2165461"/>
+            <wp:effectExtent l="0" t="0" r="6350" b="6350"/>
+            <wp:docPr id="1337364385" name="Рисунок 1"/>
+            <wp:cNvGraphicFramePr>
+              <a:graphicFrameLocks xmlns:a="http://schemas.openxmlformats.org/drawingml/2006/main" noChangeAspect="1"/>
+            </wp:cNvGraphicFramePr>
+            <a:graphic xmlns:a="http://schemas.openxmlformats.org/drawingml/2006/main">
+              <a:graphicData uri="http://schemas.openxmlformats.org/drawingml/2006/picture">
+                <pic:pic xmlns:pic="http://schemas.openxmlformats.org/drawingml/2006/picture">
+                  <pic:nvPicPr>
+                    <pic:cNvPr id="1337364385" name=""/>
+                    <pic:cNvPicPr/>
+                  </pic:nvPicPr>
+                  <pic:blipFill>
+                    <a:blip r:embed="rId31"/>
+                    <a:stretch>
+                      <a:fillRect/>
+                    </a:stretch>
+                  </pic:blipFill>
+                  <pic:spPr>
+                    <a:xfrm>
+                      <a:off x="0" y="0"/>
+                      <a:ext cx="5766096" cy="2165461"/>
+                    </a:xfrm>
+                    <a:prstGeom prst="rect">
+                      <a:avLst/>
+                    </a:prstGeom>
+                  </pic:spPr>
+                </pic:pic>
+              </a:graphicData>
+            </a:graphic>
+          </wp:inline>
+        </w:drawing>
+      </w:r>
+    </w:p>
+    <w:p>
+      <w:pPr>
+        <w:rPr>
+          <w:sz w:val="28"/>
+          <w:szCs w:val="28"/>
+        </w:rPr>
+      </w:pPr>
+      <w:r>
+        <w:rPr>
+          <w:sz w:val="28"/>
+          <w:szCs w:val="28"/>
+        </w:rPr>
+        <w:t>-</w:t>
+      </w:r>
+      <w:r>
+        <w:rPr>
+          <w:sz w:val="28"/>
+          <w:szCs w:val="28"/>
+        </w:rPr>
+        <w:t>f</w:t>
+      </w:r>
+    </w:p>
+    <w:p/>
+    <w:p>
+      <w:r>
+        <w:drawing>
+          <wp:inline distT="0" distB="0" distL="0" distR="0" wp14:anchorId="4AAAF083" wp14:editId="0EB2C739">
+            <wp:extent cx="5940425" cy="1163320"/>
+            <wp:effectExtent l="0" t="0" r="3175" b="0"/>
+            <wp:docPr id="1902533129" name="Рисунок 1"/>
+            <wp:cNvGraphicFramePr>
+              <a:graphicFrameLocks xmlns:a="http://schemas.openxmlformats.org/drawingml/2006/main" noChangeAspect="1"/>
+            </wp:cNvGraphicFramePr>
+            <a:graphic xmlns:a="http://schemas.openxmlformats.org/drawingml/2006/main">
+              <a:graphicData uri="http://schemas.openxmlformats.org/drawingml/2006/picture">
+                <pic:pic xmlns:pic="http://schemas.openxmlformats.org/drawingml/2006/picture">
+                  <pic:nvPicPr>
+                    <pic:cNvPr id="1902533129" name=""/>
+                    <pic:cNvPicPr/>
+                  </pic:nvPicPr>
+                  <pic:blipFill>
+                    <a:blip r:embed="rId32"/>
+                    <a:stretch>
+                      <a:fillRect/>
+                    </a:stretch>
+                  </pic:blipFill>
+                  <pic:spPr>
+                    <a:xfrm>
+                      <a:off x="0" y="0"/>
+                      <a:ext cx="5940425" cy="1163320"/>
+                    </a:xfrm>
+                    <a:prstGeom prst="rect">
+                      <a:avLst/>
+                    </a:prstGeom>
+                  </pic:spPr>
+                </pic:pic>
+              </a:graphicData>
+            </a:graphic>
+          </wp:inline>
+        </w:drawing>
       </w:r>
     </w:p>
     <w:p/>
@@ -6410,7 +8617,7 @@
                     <pic:cNvPicPr/>
                   </pic:nvPicPr>
                   <pic:blipFill>
-                    <a:blip r:embed="rId10"/>
+                    <a:blip r:embed="rId33"/>
                     <a:stretch>
                       <a:fillRect/>
                     </a:stretch>
@@ -6447,6 +8654,7 @@
       </w:pPr>
       <w:bookmarkStart w:id="4" w:name="_Toc149905672"/>
       <w:r>
+        <w:lastRenderedPageBreak/>
         <w:t>(параметр –m)</w:t>
       </w:r>
       <w:bookmarkEnd w:id="4"/>
@@ -6495,7 +8703,6 @@
           <w:szCs w:val="28"/>
           <w:lang w:val="en-US"/>
         </w:rPr>
-        <w:lastRenderedPageBreak/>
         <w:drawing>
           <wp:inline distT="0" distB="0" distL="0" distR="0" wp14:anchorId="7340E0A3" wp14:editId="1AF6BCA3">
             <wp:extent cx="5759746" cy="1911448"/>
@@ -6512,7 +8719,7 @@
                     <pic:cNvPicPr/>
                   </pic:nvPicPr>
                   <pic:blipFill>
-                    <a:blip r:embed="rId11"/>
+                    <a:blip r:embed="rId34"/>
                     <a:stretch>
                       <a:fillRect/>
                     </a:stretch>
@@ -6606,7 +8813,7 @@
                     <pic:cNvPicPr/>
                   </pic:nvPicPr>
                   <pic:blipFill>
-                    <a:blip r:embed="rId12"/>
+                    <a:blip r:embed="rId35"/>
                     <a:stretch>
                       <a:fillRect/>
                     </a:stretch>
@@ -6743,7 +8950,7 @@
                     <pic:cNvPicPr/>
                   </pic:nvPicPr>
                   <pic:blipFill>
-                    <a:blip r:embed="rId13"/>
+                    <a:blip r:embed="rId36"/>
                     <a:stretch>
                       <a:fillRect/>
                     </a:stretch>
@@ -6815,7 +9022,7 @@
           <w:lang w:val="en-US"/>
         </w:rPr>
       </w:pPr>
-      <w:hyperlink r:id="rId14" w:history="1">
+      <w:hyperlink r:id="rId37" w:history="1">
         <w:r>
           <w:rPr>
             <w:rStyle w:val="a5"/>
@@ -6836,7 +9043,7 @@
           <w:lang w:val="en-US"/>
         </w:rPr>
       </w:pPr>
-      <w:hyperlink r:id="rId15" w:history="1">
+      <w:hyperlink r:id="rId38" w:history="1">
         <w:r>
           <w:rPr>
             <w:rStyle w:val="a5"/>
@@ -10788,7 +12995,7 @@
   <w:style w:type="paragraph" w:default="1" w:styleId="a">
     <w:name w:val="Normal"/>
     <w:qFormat/>
-    <w:rsid w:val="00662E68"/>
+    <w:rsid w:val="00147F36"/>
     <w:pPr>
       <w:spacing w:after="0" w:line="240" w:lineRule="auto"/>
     </w:pPr>
